--- a/CMA_B1_Ch06_Handouts.docx
+++ b/CMA_B1_Ch06_Handouts.docx
@@ -14,7 +14,7 @@
           <w:sz w:val="40"/>
           <w:szCs w:val="40"/>
         </w:rPr>
-        <w:t xml:space="preserve">Handout 6.1 · Section 6.2</w:t>
+        <w:t xml:space="preserve">Handout 6.1 · The allowance for credit losses</w:t>
       </w:r>
     </w:p>
     <w:p>
@@ -4600,7 +4600,7 @@
           <w:sz w:val="40"/>
           <w:szCs w:val="40"/>
         </w:rPr>
-        <w:t xml:space="preserve">Handout 6.2 · Section 6.3</w:t>
+        <w:t xml:space="preserve">Handout 6.2 · Transferring receivables: sale or secured borrowing?</w:t>
       </w:r>
     </w:p>
     <w:p>
@@ -4613,7 +4613,7 @@
           <w:sz w:val="20"/>
           <w:szCs w:val="20"/>
         </w:rPr>
-        <w:t xml:space="preserve">CMA Part 1 · Section A · Chapter 6 · from section Receivables: Credit Losses and Transfers of the book · 2 pages, answer key on a separate sheet</w:t>
+        <w:t xml:space="preserve">CMA Part 1 · Section A · Chapter 6 · from section Receivables: Credit Losses and Transfers of the book · 4 pages, answer key on a separate sheet</w:t>
       </w:r>
     </w:p>
     <w:p>
@@ -7024,46 +7024,20 @@
           <w:sz w:val="15"/>
           <w:szCs w:val="15"/>
         </w:rPr>
-        <w:t xml:space="preserve">redo page 2 before you leave the handout</w:t>
+        <w:t xml:space="preserve">redo page 2 before page 3</w:t>
       </w:r>
     </w:p>
     <w:p>
       <w:pPr>
-        <w:sectPr>
-          <w:headerReference w:type="default" r:id="rIdHdr2"/>
-          <w:pgSz w:w="11906" w:h="16838" w:orient="portrait"/>
-          <w:pgMar w:top="1180" w:right="1000" w:bottom="900" w:left="1000" w:header="708" w:footer="708" w:gutter="0"/>
-          <w:docGrid w:linePitch="360"/>
-          <w:pgNumType w:start="1"/>
-        </w:sectPr>
+        <w:spacing w:after="0"/>
+        <w:pageBreakBefore w:val="true"/>
       </w:pPr>
-    </w:p>
-    <w:p>
-      <w:pPr>
-        <w:spacing w:after="20" w:before="60"/>
-      </w:pPr>
-      <w:r>
-        <w:rPr>
-          <w:b/>
-          <w:bCs/>
-          <w:color w:val="353A7C"/>
-          <w:sz w:val="40"/>
-          <w:szCs w:val="40"/>
-        </w:rPr>
-        <w:t xml:space="preserve">Handout 6.3 · Section 6.3 · part 3</w:t>
-      </w:r>
-    </w:p>
-    <w:p>
-      <w:pPr>
-        <w:spacing w:after="130"/>
-      </w:pPr>
-      <w:r>
-        <w:rPr>
-          <w:color w:val="6B7280"/>
-          <w:sz w:val="20"/>
-          <w:szCs w:val="20"/>
-        </w:rPr>
-        <w:t xml:space="preserve">CMA Part 1 · Section A · Chapter 6 · from section Receivables: Credit Losses and Transfers of the book · 2 pages, answer key on a separate sheet</w:t>
+      <w:r>
+        <w:rPr>
+          <w:sz w:val="2"/>
+          <w:szCs w:val="2"/>
+        </w:rPr>
+        <w:t xml:space="preserve"> </w:t>
       </w:r>
     </w:p>
     <w:p>
@@ -7081,7 +7055,7 @@
           <w:sz w:val="21"/>
           <w:szCs w:val="21"/>
         </w:rPr>
-        <w:t xml:space="preserve">Exercise 1 · matching   </w:t>
+        <w:t xml:space="preserve">Exercise 5 · matching   </w:t>
       </w:r>
       <w:r>
         <w:rPr>
@@ -8102,7 +8076,7 @@
           <w:sz w:val="21"/>
           <w:szCs w:val="21"/>
         </w:rPr>
-        <w:t xml:space="preserve">Exercise 2 · fill in the spaces   </w:t>
+        <w:t xml:space="preserve">Exercise 6 · fill in the spaces   </w:t>
       </w:r>
       <w:r>
         <w:rPr>
@@ -8334,7 +8308,7 @@
           <w:b/>
           <w:sz w:val="15"/>
         </w:rPr>
-        <w:t>9</w:t>
+        <w:t>31</w:t>
       </w:r>
       <w:r>
         <w:rPr>
@@ -8370,7 +8344,7 @@
           <w:b/>
           <w:sz w:val="15"/>
         </w:rPr>
-        <w:t>10</w:t>
+        <w:t>32</w:t>
       </w:r>
       <w:r>
         <w:rPr>
@@ -8406,7 +8380,7 @@
           <w:b/>
           <w:sz w:val="15"/>
         </w:rPr>
-        <w:t>11</w:t>
+        <w:t>33</w:t>
       </w:r>
       <w:r>
         <w:rPr>
@@ -8442,7 +8416,7 @@
           <w:b/>
           <w:sz w:val="15"/>
         </w:rPr>
-        <w:t>12</w:t>
+        <w:t>34</w:t>
       </w:r>
       <w:r>
         <w:rPr>
@@ -8485,7 +8459,7 @@
           <w:sz w:val="17"/>
           <w:szCs w:val="17"/>
         </w:rPr>
-        <w:t xml:space="preserve">Page 1</w:t>
+        <w:t xml:space="preserve">Page 3</w:t>
       </w:r>
       <w:r>
         <w:rPr>
@@ -8493,7 +8467,7 @@
           <w:sz w:val="15"/>
           <w:szCs w:val="15"/>
         </w:rPr>
-        <w:t xml:space="preserve">   ·   items 1 to 12   ·   </w:t>
+        <w:t xml:space="preserve">   ·   items 23 to 34   ·   </w:t>
       </w:r>
       <w:r>
         <w:rPr>
@@ -8511,7 +8485,7 @@
           <w:sz w:val="15"/>
           <w:szCs w:val="15"/>
         </w:rPr>
-        <w:t xml:space="preserve">read section 6.1 again before page 2</w:t>
+        <w:t xml:space="preserve">redo page 3 before page 4</w:t>
       </w:r>
     </w:p>
     <w:p>
@@ -8542,7 +8516,7 @@
           <w:sz w:val="21"/>
           <w:szCs w:val="21"/>
         </w:rPr>
-        <w:t xml:space="preserve">Exercise 3 · fill in the table   </w:t>
+        <w:t xml:space="preserve">Exercise 7 · fill in the table   </w:t>
       </w:r>
       <w:r>
         <w:rPr>
@@ -8703,7 +8677,7 @@
                 <w:sz w:val="14"/>
                 <w:szCs w:val="14"/>
               </w:rPr>
-              <w:t xml:space="preserve">13</w:t>
+              <w:t xml:space="preserve">35</w:t>
             </w:r>
           </w:p>
         </w:tc>
@@ -8748,7 +8722,7 @@
                 <w:sz w:val="14"/>
                 <w:szCs w:val="14"/>
               </w:rPr>
-              <w:t xml:space="preserve">14</w:t>
+              <w:t xml:space="preserve">36</w:t>
             </w:r>
           </w:p>
         </w:tc>
@@ -8793,7 +8767,7 @@
                 <w:sz w:val="14"/>
                 <w:szCs w:val="14"/>
               </w:rPr>
-              <w:t xml:space="preserve">15</w:t>
+              <w:t xml:space="preserve">37</w:t>
             </w:r>
           </w:p>
         </w:tc>
@@ -8838,13 +8812,105 @@
                 <w:sz w:val="14"/>
                 <w:szCs w:val="14"/>
               </w:rPr>
-              <w:t xml:space="preserve">16</w:t>
+              <w:t xml:space="preserve">38</w:t>
             </w:r>
           </w:p>
         </w:tc>
       </w:tr>
     </w:tbl>
     <w:p/>
+    <w:p>
+      <w:pPr>
+        <w:spacing w:before="150" w:after="60"/>
+        <w:ind w:left="130" w:right="130"/>
+        <w:shd w:fill="23265A" w:val="clear"/>
+      </w:pPr>
+      <w:r>
+        <w:rPr>
+          <w:b/>
+          <w:bCs/>
+          <w:color w:val="FFFFFF"/>
+          <w:sz w:val="15"/>
+          <w:szCs w:val="15"/>
+        </w:rPr>
+        <w:t xml:space="preserve">CHECK   </w:t>
+      </w:r>
+      <w:r>
+        <w:rPr>
+          <w:b/>
+          <w:bCs/>
+          <w:color w:val="FFFFFF"/>
+          <w:sz w:val="17"/>
+          <w:szCs w:val="17"/>
+        </w:rPr>
+        <w:t xml:space="preserve">Page 4</w:t>
+      </w:r>
+      <w:r>
+        <w:rPr>
+          <w:color w:val="FFFFFF"/>
+          <w:sz w:val="15"/>
+          <w:szCs w:val="15"/>
+        </w:rPr>
+        <w:t xml:space="preserve">   ·   items 35 to 38   ·   </w:t>
+      </w:r>
+      <w:r>
+        <w:rPr>
+          <w:color w:val="FFFFFF"/>
+          <w:sz w:val="15"/>
+          <w:szCs w:val="15"/>
+        </w:rPr>
+        <w:t xml:space="preserve">fewer than 3 right: </w:t>
+      </w:r>
+      <w:r>
+        <w:rPr>
+          <w:b/>
+          <w:bCs/>
+          <w:color w:val="FFFFFF"/>
+          <w:sz w:val="15"/>
+          <w:szCs w:val="15"/>
+        </w:rPr>
+        <w:t xml:space="preserve">redo page 4 before you leave the handout</w:t>
+      </w:r>
+    </w:p>
+    <w:p>
+      <w:pPr>
+        <w:sectPr>
+          <w:headerReference w:type="default" r:id="rIdHdr2"/>
+          <w:pgSz w:w="11906" w:h="16838" w:orient="portrait"/>
+          <w:pgMar w:top="1180" w:right="1000" w:bottom="900" w:left="1000" w:header="708" w:footer="708" w:gutter="0"/>
+          <w:docGrid w:linePitch="360"/>
+          <w:pgNumType w:start="1"/>
+        </w:sectPr>
+      </w:pPr>
+    </w:p>
+    <w:p>
+      <w:pPr>
+        <w:spacing w:after="20" w:before="60"/>
+      </w:pPr>
+      <w:r>
+        <w:rPr>
+          <w:b/>
+          <w:bCs/>
+          <w:color w:val="353A7C"/>
+          <w:sz w:val="40"/>
+          <w:szCs w:val="40"/>
+        </w:rPr>
+        <w:t xml:space="preserve">Handout 6.3 · Receivables: exam practice</w:t>
+      </w:r>
+    </w:p>
+    <w:p>
+      <w:pPr>
+        <w:spacing w:after="130"/>
+      </w:pPr>
+      <w:r>
+        <w:rPr>
+          <w:color w:val="6B7280"/>
+          <w:sz w:val="20"/>
+          <w:szCs w:val="20"/>
+        </w:rPr>
+        <w:t xml:space="preserve">CMA Part 1 · Section A · Chapter 6 · from section Receivables: Credit Losses and Transfers of the book · 4 pages, answer key on a separate sheet</w:t>
+      </w:r>
+    </w:p>
     <w:p>
       <w:pPr>
         <w:spacing w:before="120" w:after="55"/>
@@ -8860,7 +8926,7 @@
           <w:sz w:val="21"/>
           <w:szCs w:val="21"/>
         </w:rPr>
-        <w:t xml:space="preserve">Exercise 4 · multiple choice   </w:t>
+        <w:t xml:space="preserve">Exercise 1 · multiple choice   </w:t>
       </w:r>
       <w:r>
         <w:rPr>
@@ -8885,7 +8951,7 @@
           <w:sz w:val="19"/>
           <w:szCs w:val="19"/>
         </w:rPr>
-        <w:t xml:space="preserve">17.  </w:t>
+        <w:t xml:space="preserve">1.  </w:t>
       </w:r>
       <w:r>
         <w:rPr>
@@ -9038,7 +9104,7 @@
           <w:sz w:val="19"/>
           <w:szCs w:val="19"/>
         </w:rPr>
-        <w:t xml:space="preserve">18.  </w:t>
+        <w:t xml:space="preserve">2.  </w:t>
       </w:r>
       <w:r>
         <w:rPr>
@@ -9191,7 +9257,7 @@
           <w:sz w:val="19"/>
           <w:szCs w:val="19"/>
         </w:rPr>
-        <w:t xml:space="preserve">19.  </w:t>
+        <w:t xml:space="preserve">3.  </w:t>
       </w:r>
       <w:r>
         <w:rPr>
@@ -9344,7 +9410,7 @@
           <w:sz w:val="19"/>
           <w:szCs w:val="19"/>
         </w:rPr>
-        <w:t xml:space="preserve">20.  </w:t>
+        <w:t xml:space="preserve">4.  </w:t>
       </w:r>
       <w:r>
         <w:rPr>
@@ -9497,7 +9563,7 @@
           <w:sz w:val="19"/>
           <w:szCs w:val="19"/>
         </w:rPr>
-        <w:t xml:space="preserve">21.  </w:t>
+        <w:t xml:space="preserve">5.  </w:t>
       </w:r>
       <w:r>
         <w:rPr>
@@ -9650,7 +9716,7 @@
           <w:sz w:val="19"/>
           <w:szCs w:val="19"/>
         </w:rPr>
-        <w:t xml:space="preserve">22.  </w:t>
+        <w:t xml:space="preserve">6.  </w:t>
       </w:r>
       <w:r>
         <w:rPr>
@@ -9803,7 +9869,7 @@
           <w:sz w:val="19"/>
           <w:szCs w:val="19"/>
         </w:rPr>
-        <w:t xml:space="preserve">23.  </w:t>
+        <w:t xml:space="preserve">7.  </w:t>
       </w:r>
       <w:r>
         <w:rPr>
@@ -9956,7 +10022,7 @@
           <w:sz w:val="19"/>
           <w:szCs w:val="19"/>
         </w:rPr>
-        <w:t xml:space="preserve">24.  </w:t>
+        <w:t xml:space="preserve">8.  </w:t>
       </w:r>
       <w:r>
         <w:rPr>
@@ -10121,7 +10187,7 @@
           <w:sz w:val="17"/>
           <w:szCs w:val="17"/>
         </w:rPr>
-        <w:t xml:space="preserve">Page 2</w:t>
+        <w:t xml:space="preserve">Page 1</w:t>
       </w:r>
       <w:r>
         <w:rPr>
@@ -10129,7 +10195,7 @@
           <w:sz w:val="15"/>
           <w:szCs w:val="15"/>
         </w:rPr>
-        <w:t xml:space="preserve">   ·   items 13 to 24   ·   </w:t>
+        <w:t xml:space="preserve">   ·   items 1 to 8   ·   </w:t>
       </w:r>
       <w:r>
         <w:rPr>
@@ -10137,7 +10203,7 @@
           <w:sz w:val="15"/>
           <w:szCs w:val="15"/>
         </w:rPr>
-        <w:t xml:space="preserve">fewer than 9 right: </w:t>
+        <w:t xml:space="preserve">fewer than 6 right: </w:t>
       </w:r>
       <w:r>
         <w:rPr>
@@ -10147,46 +10213,20 @@
           <w:sz w:val="15"/>
           <w:szCs w:val="15"/>
         </w:rPr>
-        <w:t xml:space="preserve">redo page 2 before you leave the handout</w:t>
+        <w:t xml:space="preserve">read section 6.1 again before page 2</w:t>
       </w:r>
     </w:p>
     <w:p>
       <w:pPr>
-        <w:sectPr>
-          <w:headerReference w:type="default" r:id="rIdHdr3"/>
-          <w:pgSz w:w="11906" w:h="16838" w:orient="portrait"/>
-          <w:pgMar w:top="1180" w:right="1000" w:bottom="900" w:left="1000" w:header="708" w:footer="708" w:gutter="0"/>
-          <w:docGrid w:linePitch="360"/>
-          <w:pgNumType w:start="1"/>
-        </w:sectPr>
+        <w:spacing w:after="0"/>
+        <w:pageBreakBefore w:val="true"/>
       </w:pPr>
-    </w:p>
-    <w:p>
-      <w:pPr>
-        <w:spacing w:after="20" w:before="60"/>
-      </w:pPr>
-      <w:r>
-        <w:rPr>
-          <w:b/>
-          <w:bCs/>
-          <w:color w:val="353A7C"/>
-          <w:sz w:val="40"/>
-          <w:szCs w:val="40"/>
-        </w:rPr>
-        <w:t xml:space="preserve">Handout 6.4 · The terms and the contrasts</w:t>
-      </w:r>
-    </w:p>
-    <w:p>
-      <w:pPr>
-        <w:spacing w:after="130"/>
-      </w:pPr>
-      <w:r>
-        <w:rPr>
-          <w:color w:val="6B7280"/>
-          <w:sz w:val="20"/>
-          <w:szCs w:val="20"/>
-        </w:rPr>
-        <w:t xml:space="preserve">CMA Part 1 · Section A · Chapter 6 · from section Receivables: Credit Losses and Transfers of the book · 2 pages, answer key on a separate sheet</w:t>
+      <w:r>
+        <w:rPr>
+          <w:sz w:val="2"/>
+          <w:szCs w:val="2"/>
+        </w:rPr>
+        <w:t xml:space="preserve"> </w:t>
       </w:r>
     </w:p>
     <w:p>
@@ -10204,7 +10244,7 @@
           <w:sz w:val="21"/>
           <w:szCs w:val="21"/>
         </w:rPr>
-        <w:t xml:space="preserve">Exercise 1 · true or false   </w:t>
+        <w:t xml:space="preserve">Exercise 2 · true or false   </w:t>
       </w:r>
       <w:r>
         <w:rPr>
@@ -10301,7 +10341,7 @@
                 <w:sz w:val="18"/>
                 <w:szCs w:val="18"/>
               </w:rPr>
-              <w:t xml:space="preserve">1.  </w:t>
+              <w:t xml:space="preserve">9.  </w:t>
             </w:r>
             <w:r>
               <w:rPr>
@@ -10356,7 +10396,7 @@
                 <w:sz w:val="18"/>
                 <w:szCs w:val="18"/>
               </w:rPr>
-              <w:t xml:space="preserve">2.  </w:t>
+              <w:t xml:space="preserve">10.  </w:t>
             </w:r>
             <w:r>
               <w:rPr>
@@ -10411,7 +10451,7 @@
                 <w:sz w:val="18"/>
                 <w:szCs w:val="18"/>
               </w:rPr>
-              <w:t xml:space="preserve">3.  </w:t>
+              <w:t xml:space="preserve">11.  </w:t>
             </w:r>
             <w:r>
               <w:rPr>
@@ -10466,7 +10506,7 @@
                 <w:sz w:val="18"/>
                 <w:szCs w:val="18"/>
               </w:rPr>
-              <w:t xml:space="preserve">4.  </w:t>
+              <w:t xml:space="preserve">12.  </w:t>
             </w:r>
             <w:r>
               <w:rPr>
@@ -10521,7 +10561,7 @@
                 <w:sz w:val="18"/>
                 <w:szCs w:val="18"/>
               </w:rPr>
-              <w:t xml:space="preserve">5.  </w:t>
+              <w:t xml:space="preserve">13.  </w:t>
             </w:r>
             <w:r>
               <w:rPr>
@@ -10576,7 +10616,7 @@
                 <w:sz w:val="18"/>
                 <w:szCs w:val="18"/>
               </w:rPr>
-              <w:t xml:space="preserve">6.  </w:t>
+              <w:t xml:space="preserve">14.  </w:t>
             </w:r>
             <w:r>
               <w:rPr>
@@ -10631,7 +10671,7 @@
                 <w:sz w:val="18"/>
                 <w:szCs w:val="18"/>
               </w:rPr>
-              <w:t xml:space="preserve">7.  </w:t>
+              <w:t xml:space="preserve">15.  </w:t>
             </w:r>
             <w:r>
               <w:rPr>
@@ -10685,7 +10725,7 @@
           <w:sz w:val="21"/>
           <w:szCs w:val="21"/>
         </w:rPr>
-        <w:t xml:space="preserve">Exercise 2 · matching   </w:t>
+        <w:t xml:space="preserve">Exercise 3 · matching   </w:t>
       </w:r>
       <w:r>
         <w:rPr>
@@ -11372,6 +11412,72 @@
     <w:p/>
     <w:p>
       <w:pPr>
+        <w:spacing w:before="150" w:after="60"/>
+        <w:ind w:left="130" w:right="130"/>
+        <w:shd w:fill="23265A" w:val="clear"/>
+      </w:pPr>
+      <w:r>
+        <w:rPr>
+          <w:b/>
+          <w:bCs/>
+          <w:color w:val="FFFFFF"/>
+          <w:sz w:val="15"/>
+          <w:szCs w:val="15"/>
+        </w:rPr>
+        <w:t xml:space="preserve">CHECK   </w:t>
+      </w:r>
+      <w:r>
+        <w:rPr>
+          <w:b/>
+          <w:bCs/>
+          <w:color w:val="FFFFFF"/>
+          <w:sz w:val="17"/>
+          <w:szCs w:val="17"/>
+        </w:rPr>
+        <w:t xml:space="preserve">Page 2</w:t>
+      </w:r>
+      <w:r>
+        <w:rPr>
+          <w:color w:val="FFFFFF"/>
+          <w:sz w:val="15"/>
+          <w:szCs w:val="15"/>
+        </w:rPr>
+        <w:t xml:space="preserve">   ·   items 9 to 20   ·   </w:t>
+      </w:r>
+      <w:r>
+        <w:rPr>
+          <w:color w:val="FFFFFF"/>
+          <w:sz w:val="15"/>
+          <w:szCs w:val="15"/>
+        </w:rPr>
+        <w:t xml:space="preserve">fewer than 9 right: </w:t>
+      </w:r>
+      <w:r>
+        <w:rPr>
+          <w:b/>
+          <w:bCs/>
+          <w:color w:val="FFFFFF"/>
+          <w:sz w:val="15"/>
+          <w:szCs w:val="15"/>
+        </w:rPr>
+        <w:t xml:space="preserve">redo page 2 before page 3</w:t>
+      </w:r>
+    </w:p>
+    <w:p>
+      <w:pPr>
+        <w:spacing w:after="0"/>
+        <w:pageBreakBefore w:val="true"/>
+      </w:pPr>
+      <w:r>
+        <w:rPr>
+          <w:sz w:val="2"/>
+          <w:szCs w:val="2"/>
+        </w:rPr>
+        <w:t xml:space="preserve"> </w:t>
+      </w:r>
+    </w:p>
+    <w:p>
+      <w:pPr>
         <w:spacing w:before="120" w:after="55"/>
         <w:pBdr>
           <w:top w:val="single" w:sz="10" w:space="6" w:color="353A7C"/>
@@ -11385,7 +11491,7 @@
           <w:sz w:val="21"/>
           <w:szCs w:val="21"/>
         </w:rPr>
-        <w:t xml:space="preserve">Exercise 3 · multiple choice   </w:t>
+        <w:t xml:space="preserve">Exercise 4 · multiple choice   </w:t>
       </w:r>
       <w:r>
         <w:rPr>
@@ -12019,7 +12125,7 @@
           <w:sz w:val="19"/>
           <w:szCs w:val="19"/>
         </w:rPr>
-        <w:t xml:space="preserve">13.  </w:t>
+        <w:t xml:space="preserve">21.  </w:t>
       </w:r>
       <w:r>
         <w:rPr>
@@ -12162,72 +12268,6 @@
     <w:p/>
     <w:p>
       <w:pPr>
-        <w:spacing w:before="150" w:after="60"/>
-        <w:ind w:left="130" w:right="130"/>
-        <w:shd w:fill="23265A" w:val="clear"/>
-      </w:pPr>
-      <w:r>
-        <w:rPr>
-          <w:b/>
-          <w:bCs/>
-          <w:color w:val="FFFFFF"/>
-          <w:sz w:val="15"/>
-          <w:szCs w:val="15"/>
-        </w:rPr>
-        <w:t xml:space="preserve">CHECK   </w:t>
-      </w:r>
-      <w:r>
-        <w:rPr>
-          <w:b/>
-          <w:bCs/>
-          <w:color w:val="FFFFFF"/>
-          <w:sz w:val="17"/>
-          <w:szCs w:val="17"/>
-        </w:rPr>
-        <w:t xml:space="preserve">Page 1</w:t>
-      </w:r>
-      <w:r>
-        <w:rPr>
-          <w:color w:val="FFFFFF"/>
-          <w:sz w:val="15"/>
-          <w:szCs w:val="15"/>
-        </w:rPr>
-        <w:t xml:space="preserve">   ·   items 1 to 13   ·   </w:t>
-      </w:r>
-      <w:r>
-        <w:rPr>
-          <w:color w:val="FFFFFF"/>
-          <w:sz w:val="15"/>
-          <w:szCs w:val="15"/>
-        </w:rPr>
-        <w:t xml:space="preserve">fewer than 9 right: </w:t>
-      </w:r>
-      <w:r>
-        <w:rPr>
-          <w:b/>
-          <w:bCs/>
-          <w:color w:val="FFFFFF"/>
-          <w:sz w:val="15"/>
-          <w:szCs w:val="15"/>
-        </w:rPr>
-        <w:t xml:space="preserve">read section 6.1 again before page 2</w:t>
-      </w:r>
-    </w:p>
-    <w:p>
-      <w:pPr>
-        <w:spacing w:after="0"/>
-        <w:pageBreakBefore w:val="true"/>
-      </w:pPr>
-      <w:r>
-        <w:rPr>
-          <w:sz w:val="2"/>
-          <w:szCs w:val="2"/>
-        </w:rPr>
-        <w:t xml:space="preserve"> </w:t>
-      </w:r>
-    </w:p>
-    <w:p>
-      <w:pPr>
         <w:spacing w:before="120" w:after="55"/>
         <w:pBdr>
           <w:top w:val="single" w:sz="10" w:space="6" w:color="353A7C"/>
@@ -12241,7 +12281,7 @@
           <w:sz w:val="21"/>
           <w:szCs w:val="21"/>
         </w:rPr>
-        <w:t xml:space="preserve">Exercise 4 · matching   </w:t>
+        <w:t xml:space="preserve">Exercise 5 · matching   </w:t>
       </w:r>
       <w:r>
         <w:rPr>
@@ -13249,6 +13289,72 @@
     <w:p/>
     <w:p>
       <w:pPr>
+        <w:spacing w:before="150" w:after="60"/>
+        <w:ind w:left="130" w:right="130"/>
+        <w:shd w:fill="23265A" w:val="clear"/>
+      </w:pPr>
+      <w:r>
+        <w:rPr>
+          <w:b/>
+          <w:bCs/>
+          <w:color w:val="FFFFFF"/>
+          <w:sz w:val="15"/>
+          <w:szCs w:val="15"/>
+        </w:rPr>
+        <w:t xml:space="preserve">CHECK   </w:t>
+      </w:r>
+      <w:r>
+        <w:rPr>
+          <w:b/>
+          <w:bCs/>
+          <w:color w:val="FFFFFF"/>
+          <w:sz w:val="17"/>
+          <w:szCs w:val="17"/>
+        </w:rPr>
+        <w:t xml:space="preserve">Page 3</w:t>
+      </w:r>
+      <w:r>
+        <w:rPr>
+          <w:color w:val="FFFFFF"/>
+          <w:sz w:val="15"/>
+          <w:szCs w:val="15"/>
+        </w:rPr>
+        <w:t xml:space="preserve">   ·   items 21 to 29   ·   </w:t>
+      </w:r>
+      <w:r>
+        <w:rPr>
+          <w:color w:val="FFFFFF"/>
+          <w:sz w:val="15"/>
+          <w:szCs w:val="15"/>
+        </w:rPr>
+        <w:t xml:space="preserve">fewer than 6 right: </w:t>
+      </w:r>
+      <w:r>
+        <w:rPr>
+          <w:b/>
+          <w:bCs/>
+          <w:color w:val="FFFFFF"/>
+          <w:sz w:val="15"/>
+          <w:szCs w:val="15"/>
+        </w:rPr>
+        <w:t xml:space="preserve">redo page 3 before page 4</w:t>
+      </w:r>
+    </w:p>
+    <w:p>
+      <w:pPr>
+        <w:spacing w:after="0"/>
+        <w:pageBreakBefore w:val="true"/>
+      </w:pPr>
+      <w:r>
+        <w:rPr>
+          <w:sz w:val="2"/>
+          <w:szCs w:val="2"/>
+        </w:rPr>
+        <w:t xml:space="preserve"> </w:t>
+      </w:r>
+    </w:p>
+    <w:p>
+      <w:pPr>
         <w:spacing w:before="120" w:after="55"/>
         <w:pBdr>
           <w:top w:val="single" w:sz="10" w:space="6" w:color="353A7C"/>
@@ -13262,7 +13368,7 @@
           <w:sz w:val="21"/>
           <w:szCs w:val="21"/>
         </w:rPr>
-        <w:t xml:space="preserve">Exercise 5 · matching   </w:t>
+        <w:t xml:space="preserve">Exercise 6 · matching   </w:t>
       </w:r>
       <w:r>
         <w:rPr>
@@ -14283,7 +14389,7 @@
           <w:sz w:val="21"/>
           <w:szCs w:val="21"/>
         </w:rPr>
-        <w:t xml:space="preserve">Exercise 6 · matching   </w:t>
+        <w:t xml:space="preserve">Exercise 7 · matching   </w:t>
       </w:r>
       <w:r>
         <w:rPr>
@@ -14992,7 +15098,7 @@
           <w:sz w:val="17"/>
           <w:szCs w:val="17"/>
         </w:rPr>
-        <w:t xml:space="preserve">Page 2</w:t>
+        <w:t xml:space="preserve">Page 4</w:t>
       </w:r>
       <w:r>
         <w:rPr>
@@ -15000,7 +15106,7 @@
           <w:sz w:val="15"/>
           <w:szCs w:val="15"/>
         </w:rPr>
-        <w:t xml:space="preserve">   ·   items 14 to 34   ·   </w:t>
+        <w:t xml:space="preserve">   ·   items 30 to 42   ·   </w:t>
       </w:r>
       <w:r>
         <w:rPr>
@@ -15008,7 +15114,7 @@
           <w:sz w:val="15"/>
           <w:szCs w:val="15"/>
         </w:rPr>
-        <w:t xml:space="preserve">fewer than 15 right: </w:t>
+        <w:t xml:space="preserve">fewer than 9 right: </w:t>
       </w:r>
       <w:r>
         <w:rPr>
@@ -15018,13 +15124,13 @@
           <w:sz w:val="15"/>
           <w:szCs w:val="15"/>
         </w:rPr>
-        <w:t xml:space="preserve">redo page 2 before you leave the handout</w:t>
+        <w:t xml:space="preserve">redo page 4 before you leave the handout</w:t>
       </w:r>
     </w:p>
     <w:p>
       <w:pPr>
         <w:sectPr>
-          <w:headerReference w:type="default" r:id="rIdHdr4"/>
+          <w:headerReference w:type="default" r:id="rIdHdr3"/>
           <w:pgSz w:w="11906" w:h="16838" w:orient="portrait"/>
           <w:pgMar w:top="1180" w:right="1000" w:bottom="900" w:left="1000" w:header="708" w:footer="708" w:gutter="0"/>
           <w:docGrid w:linePitch="360"/>
@@ -15033,7 +15139,7 @@
       </w:pPr>
     </w:p>
     <w:sectPr>
-      <w:headerReference w:type="default" r:id="rIdHdr4"/>
+      <w:headerReference w:type="default" r:id="rIdHdr3"/>
       <w:pgSz w:w="11906" w:h="16838" w:orient="portrait"/>
       <w:pgMar w:top="1180" w:right="1000" w:bottom="900" w:left="1000" w:header="708" w:footer="708" w:gutter="0"/>
       <w:docGrid w:linePitch="360"/>
@@ -15076,7 +15182,7 @@
               <w:sz w:val="16"/>
               <w:szCs w:val="16"/>
             </w:rPr>
-            <w:t xml:space="preserve">Handout 6.1 · Section 6.2</w:t>
+            <w:t xml:space="preserve">Handout 6.1 · The allowance for credit losses</w:t>
           </w:r>
         </w:p>
       </w:tc>
@@ -15167,7 +15273,7 @@
               <w:sz w:val="16"/>
               <w:szCs w:val="16"/>
             </w:rPr>
-            <w:t xml:space="preserve">Handout 6.2 · Section 6.3</w:t>
+            <w:t xml:space="preserve">Handout 6.2 · Transferring receivables: sale or secured borrowing?</w:t>
           </w:r>
         </w:p>
       </w:tc>
@@ -15211,7 +15317,7 @@
               <w:sz w:val="16"/>
               <w:szCs w:val="16"/>
             </w:rPr>
-            <w:t xml:space="preserve"> of 2</w:t>
+            <w:t xml:space="preserve"> of 4</w:t>
           </w:r>
         </w:p>
       </w:tc>
@@ -15258,7 +15364,7 @@
               <w:sz w:val="16"/>
               <w:szCs w:val="16"/>
             </w:rPr>
-            <w:t xml:space="preserve">Handout 6.3 · Section 6.3 · part 3</w:t>
+            <w:t xml:space="preserve">Handout 6.3 · Receivables: exam practice</w:t>
           </w:r>
         </w:p>
       </w:tc>
@@ -15302,98 +15408,7 @@
               <w:sz w:val="16"/>
               <w:szCs w:val="16"/>
             </w:rPr>
-            <w:t xml:space="preserve"> of 2</w:t>
-          </w:r>
-        </w:p>
-      </w:tc>
-    </w:tr>
-  </w:tbl>
-  <w:p>
-    <w:pPr>
-      <w:spacing w:after="0"/>
-    </w:pPr>
-  </w:p>
-</w:hdr>
-</file>
-
-<file path=word/header4.xml><?xml version="1.0" encoding="utf-8"?>
-<w:hdr xmlns:wpc="http://schemas.microsoft.com/office/word/2010/wordprocessingCanvas" xmlns:mc="http://schemas.openxmlformats.org/markup-compatibility/2006" xmlns:o="urn:schemas-microsoft-com:office:office" xmlns:r="http://schemas.openxmlformats.org/officeDocument/2006/relationships" xmlns:m="http://schemas.openxmlformats.org/officeDocument/2006/math" xmlns:v="urn:schemas-microsoft-com:vml" xmlns:wp14="http://schemas.microsoft.com/office/word/2010/wordprocessingDrawing" xmlns:wp="http://schemas.openxmlformats.org/drawingml/2006/wordprocessingDrawing" xmlns:w10="urn:schemas-microsoft-com:office:word" xmlns:w="http://schemas.openxmlformats.org/wordprocessingml/2006/main" xmlns:w14="http://schemas.openxmlformats.org/wordprocessingml/2006/main" xmlns:w15="http://schemas.openxmlformats.org/wordprocessingml/2006/main" xmlns:wpg="http://schemas.microsoft.com/office/word/2010/wordprocessingGroup" xmlns:wpi="http://schemas.microsoft.com/office/word/2010/wordprocessingInk" xmlns:wne="http://schemas.microsoft.com/office/word/2006/wordml" xmlns:wps="http://schemas.microsoft.com/office/word/2010/wordprocessingShape">
-  <w:tbl>
-    <w:tblPr>
-      <w:tblW w:type="pct" w:w="100%"/>
-      <w:tblBorders>
-        <w:bottom w:val="single" w:color="DFE3EE" w:sz="8"/>
-      </w:tblBorders>
-    </w:tblPr>
-    <w:tblGrid>
-      <w:gridCol w:w="7400"/>
-      <w:gridCol w:w="2000"/>
-    </w:tblGrid>
-    <w:tr>
-      <w:tc>
-        <w:tcPr>
-          <w:tcW w:type="pct" w:w="3600"/>
-          <w:tcMar>
-            <w:top w:type="dxa" w:w="-30"/>
-            <w:left w:type="dxa" w:w="30"/>
-            <w:bottom w:type="dxa" w:w="-30"/>
-            <w:right w:type="dxa" w:w="30"/>
-          </w:tcMar>
-        </w:tcPr>
-        <w:p>
-          <w:r>
-            <w:rPr>
-              <w:b/>
-              <w:bCs/>
-              <w:color w:val="23265A"/>
-              <w:sz w:val="16"/>
-              <w:szCs w:val="16"/>
-            </w:rPr>
-            <w:t xml:space="preserve">Handout 6.4 · The terms and the contrasts</w:t>
-          </w:r>
-        </w:p>
-      </w:tc>
-      <w:tc>
-        <w:tcPr>
-          <w:tcW w:type="pct" w:w="1400"/>
-          <w:tcMar>
-            <w:top w:type="dxa" w:w="-30"/>
-            <w:left w:type="dxa" w:w="30"/>
-            <w:bottom w:type="dxa" w:w="-30"/>
-            <w:right w:type="dxa" w:w="30"/>
-          </w:tcMar>
-        </w:tcPr>
-        <w:p>
-          <w:pPr>
-            <w:jc w:val="right"/>
-          </w:pPr>
-          <w:r>
-            <w:rPr>
-              <w:color w:val="6B7280"/>
-              <w:sz w:val="16"/>
-              <w:szCs w:val="16"/>
-            </w:rPr>
-            <w:t xml:space="preserve">Handout 6.4 — Page </w:t>
-          </w:r>
-          <w:fldSimple w:instr=" PAGE ">
-            <w:r>
-              <w:rPr>
-                <w:b/>
-                <w:bCs/>
-                <w:color w:val="23265A"/>
-                <w:sz w:val="16"/>
-                <w:szCs w:val="16"/>
-              </w:rPr>
-              <w:t xml:space="preserve">1</w:t>
-            </w:r>
-          </w:fldSimple>
-          <w:r>
-            <w:rPr>
-              <w:color w:val="6B7280"/>
-              <w:sz w:val="16"/>
-              <w:szCs w:val="16"/>
-            </w:rPr>
-            <w:t xml:space="preserve"> of 2</w:t>
+            <w:t xml:space="preserve"> of 4</w:t>
           </w:r>
         </w:p>
       </w:tc>
